--- a/pr-preview/pr-263/algebra-exponentials-tracked-changes.docx
+++ b/pr-preview/pr-263/algebra-exponentials-tracked-changes.docx
@@ -16,7 +16,7 @@
       </w:pPr>
       <w:del w:id="1" w:author="PR Preview" w:date="2026-01-01T00:00:00Z">
         <w:r>
-          <w:delText xml:space="preserve">Last modified: 2026-10-13 11:22:25 (PDT)</w:delText>
+          <w:delText xml:space="preserve">Last modified: 2026-10-13 17:46:07 (PDT)</w:delText>
         </w:r>
       </w:del>
     </w:p>
@@ -26,7 +26,7 @@
       </w:pPr>
       <w:ins w:id="2" w:author="PR Preview" w:date="2026-01-01T00:00:00Z">
         <w:r>
-          <w:t xml:space="preserve">Last modified: 2026-10-13 13:40:26 (PDT)</w:t>
+          <w:t xml:space="preserve">Last modified: 2026-10-13 17:44:25 (PDT)</w:t>
         </w:r>
       </w:ins>
     </w:p>
@@ -7903,7 +7903,7 @@
     </w:p>
     <w:bookmarkEnd w:id="34"/>
     <w:bookmarkEnd w:id="35"/>
-    <w:bookmarkStart w:id="39" w:name="sec-sequence-limits"/>
+    <w:bookmarkStart w:id="40" w:name="sec-sequence-limits"/>
     <w:p>
       <w:pPr>
         <w:pStyle w:val="Heading2"/>
@@ -8302,185 +8302,6 @@
       <w:r>
         <w:t xml:space="preserve">.</w:t>
       </w:r>
-      <w:r>
-        <w:t xml:space="preserve"> </w:t>
-      </w:r>
-      <w:r>
-        <w:t xml:space="preserve">A sequence</w:t>
-      </w:r>
-      <w:r>
-        <w:t xml:space="preserve"> </w:t>
-      </w:r>
-      <w:r>
-        <w:rPr>
-          <w:b/>
-          <w:bCs/>
-        </w:rPr>
-        <w:t xml:space="preserve">diverges to</w:t>
-      </w:r>
-      <w:r>
-        <w:rPr>
-          <w:b/>
-          <w:bCs/>
-        </w:rPr>
-        <w:t xml:space="preserve"> </w:t>
-      </w:r>
-      <m:oMath>
-        <m:r>
-          <m:rPr>
-            <m:sty m:val="p"/>
-          </m:rPr>
-          <m:t>∞</m:t>
-        </m:r>
-      </m:oMath>
-      <w:r>
-        <w:t xml:space="preserve">, written</w:t>
-      </w:r>
-      <w:r>
-        <w:t xml:space="preserve"> </w:t>
-      </w:r>
-      <m:oMath>
-        <m:sSub>
-          <m:e>
-            <m:r>
-              <m:rPr>
-                <m:sty m:val="p"/>
-              </m:rPr>
-              <m:t>lim</m:t>
-            </m:r>
-          </m:e>
-          <m:sub>
-            <m:r>
-              <m:t>n</m:t>
-            </m:r>
-            <m:r>
-              <m:rPr>
-                <m:sty m:val="p"/>
-              </m:rPr>
-              <m:t>→</m:t>
-            </m:r>
-            <m:r>
-              <m:rPr>
-                <m:sty m:val="p"/>
-              </m:rPr>
-              <m:t>∞</m:t>
-            </m:r>
-          </m:sub>
-        </m:sSub>
-        <m:sSub>
-          <m:e>
-            <m:r>
-              <m:t>a</m:t>
-            </m:r>
-          </m:e>
-          <m:sub>
-            <m:r>
-              <m:t>n</m:t>
-            </m:r>
-          </m:sub>
-        </m:sSub>
-        <m:r>
-          <m:rPr>
-            <m:sty m:val="p"/>
-          </m:rPr>
-          <m:t>=</m:t>
-        </m:r>
-        <m:r>
-          <m:rPr>
-            <m:sty m:val="p"/>
-          </m:rPr>
-          <m:t>∞</m:t>
-        </m:r>
-      </m:oMath>
-      <w:r>
-        <w:t xml:space="preserve">,</w:t>
-      </w:r>
-      <w:r>
-        <w:t xml:space="preserve"> </w:t>
-      </w:r>
-      <w:r>
-        <w:t xml:space="preserve">if for every real number</w:t>
-      </w:r>
-      <w:r>
-        <w:t xml:space="preserve"> </w:t>
-      </w:r>
-      <m:oMath>
-        <m:r>
-          <m:t>M</m:t>
-        </m:r>
-      </m:oMath>
-      <w:r>
-        <w:t xml:space="preserve"> </w:t>
-      </w:r>
-      <w:r>
-        <w:t xml:space="preserve">there is a natural number</w:t>
-      </w:r>
-      <w:r>
-        <w:t xml:space="preserve"> </w:t>
-      </w:r>
-      <m:oMath>
-        <m:r>
-          <m:t>N</m:t>
-        </m:r>
-      </m:oMath>
-      <w:r>
-        <w:t xml:space="preserve"> </w:t>
-      </w:r>
-      <w:r>
-        <w:t xml:space="preserve">such that</w:t>
-      </w:r>
-      <w:r>
-        <w:t xml:space="preserve"> </w:t>
-      </w:r>
-      <m:oMath>
-        <m:sSub>
-          <m:e>
-            <m:r>
-              <m:t>a</m:t>
-            </m:r>
-          </m:e>
-          <m:sub>
-            <m:r>
-              <m:t>n</m:t>
-            </m:r>
-          </m:sub>
-        </m:sSub>
-        <m:r>
-          <m:rPr>
-            <m:sty m:val="p"/>
-          </m:rPr>
-          <m:t>&gt;</m:t>
-        </m:r>
-        <m:r>
-          <m:t>M</m:t>
-        </m:r>
-      </m:oMath>
-      <w:r>
-        <w:t xml:space="preserve"> </w:t>
-      </w:r>
-      <w:r>
-        <w:t xml:space="preserve">for every</w:t>
-      </w:r>
-      <w:r>
-        <w:t xml:space="preserve"> </w:t>
-      </w:r>
-      <m:oMath>
-        <m:r>
-          <m:t>n</m:t>
-        </m:r>
-        <m:r>
-          <m:rPr>
-            <m:sty m:val="p"/>
-          </m:rPr>
-          <m:t>≥</m:t>
-        </m:r>
-        <m:r>
-          <m:t>N</m:t>
-        </m:r>
-      </m:oMath>
-      <w:r>
-        <w:t xml:space="preserve">.</w:t>
-      </w:r>
     </w:p>
     <w:bookmarkEnd w:id="37"/>
     <w:bookmarkStart w:id="38" w:name="exm-sequence-limit"/>
@@ -9281,8 +9102,247 @@
       </w:r>
     </w:p>
     <w:bookmarkEnd w:id="38"/>
+    <w:bookmarkStart w:id="39" w:name="def-diverges-to-infinity"/>
+    <w:p>
+      <w:pPr>
+        <w:pStyle w:val="FirstParagraph"/>
+      </w:pPr>
+      <w:r>
+        <w:rPr>
+          <w:b/>
+          <w:bCs/>
+        </w:rPr>
+        <w:t xml:space="preserve">Definition 10 (Divergence of a sequence to infinity)</w:t>
+      </w:r>
+      <w:r>
+        <w:t xml:space="preserve"> </w:t>
+      </w:r>
+      <w:r>
+        <w:t xml:space="preserve">A</w:t>
+      </w:r>
+      <w:r>
+        <w:t xml:space="preserve"> </w:t>
+      </w:r>
+      <w:hyperlink r:id="rId36">
+        <w:r>
+          <w:rPr>
+            <w:rStyle w:val="Hyperlink"/>
+          </w:rPr>
+          <w:t xml:space="preserve">sequence</w:t>
+        </w:r>
+      </w:hyperlink>
+      <w:r>
+        <w:t xml:space="preserve"> </w:t>
+      </w:r>
+      <m:oMath>
+        <m:r>
+          <m:rPr>
+            <m:sty m:val="p"/>
+          </m:rPr>
+          <m:t>(</m:t>
+        </m:r>
+        <m:sSub>
+          <m:e>
+            <m:r>
+              <m:t>a</m:t>
+            </m:r>
+          </m:e>
+          <m:sub>
+            <m:r>
+              <m:t>n</m:t>
+            </m:r>
+          </m:sub>
+        </m:sSub>
+        <m:r>
+          <m:rPr>
+            <m:sty m:val="p"/>
+          </m:rPr>
+          <m:t>)</m:t>
+        </m:r>
+      </m:oMath>
+      <w:r>
+        <w:t xml:space="preserve"> </w:t>
+      </w:r>
+      <w:r>
+        <w:t xml:space="preserve">of real numbers</w:t>
+      </w:r>
+      <w:r>
+        <w:t xml:space="preserve"> </w:t>
+      </w:r>
+      <w:r>
+        <w:rPr>
+          <w:b/>
+          <w:bCs/>
+        </w:rPr>
+        <w:t xml:space="preserve">diverges to</w:t>
+      </w:r>
+      <w:r>
+        <w:rPr>
+          <w:b/>
+          <w:bCs/>
+        </w:rPr>
+        <w:t xml:space="preserve"> </w:t>
+      </w:r>
+      <m:oMath>
+        <m:r>
+          <m:rPr>
+            <m:sty m:val="p"/>
+          </m:rPr>
+          <m:t>∞</m:t>
+        </m:r>
+      </m:oMath>
+      <w:r>
+        <w:t xml:space="preserve">, written</w:t>
+      </w:r>
+      <w:r>
+        <w:t xml:space="preserve"> </w:t>
+      </w:r>
+      <m:oMath>
+        <m:sSub>
+          <m:e>
+            <m:r>
+              <m:rPr>
+                <m:sty m:val="p"/>
+              </m:rPr>
+              <m:t>lim</m:t>
+            </m:r>
+          </m:e>
+          <m:sub>
+            <m:r>
+              <m:t>n</m:t>
+            </m:r>
+            <m:r>
+              <m:rPr>
+                <m:sty m:val="p"/>
+              </m:rPr>
+              <m:t>→</m:t>
+            </m:r>
+            <m:r>
+              <m:rPr>
+                <m:sty m:val="p"/>
+              </m:rPr>
+              <m:t>∞</m:t>
+            </m:r>
+          </m:sub>
+        </m:sSub>
+        <m:sSub>
+          <m:e>
+            <m:r>
+              <m:t>a</m:t>
+            </m:r>
+          </m:e>
+          <m:sub>
+            <m:r>
+              <m:t>n</m:t>
+            </m:r>
+          </m:sub>
+        </m:sSub>
+        <m:r>
+          <m:rPr>
+            <m:sty m:val="p"/>
+          </m:rPr>
+          <m:t>=</m:t>
+        </m:r>
+        <m:r>
+          <m:rPr>
+            <m:sty m:val="p"/>
+          </m:rPr>
+          <m:t>∞</m:t>
+        </m:r>
+      </m:oMath>
+      <w:r>
+        <w:t xml:space="preserve">,</w:t>
+      </w:r>
+      <w:r>
+        <w:t xml:space="preserve"> </w:t>
+      </w:r>
+      <w:r>
+        <w:t xml:space="preserve">if for every real number</w:t>
+      </w:r>
+      <w:r>
+        <w:t xml:space="preserve"> </w:t>
+      </w:r>
+      <m:oMath>
+        <m:r>
+          <m:t>M</m:t>
+        </m:r>
+      </m:oMath>
+      <w:r>
+        <w:t xml:space="preserve"> </w:t>
+      </w:r>
+      <w:r>
+        <w:t xml:space="preserve">there is a natural number</w:t>
+      </w:r>
+      <w:r>
+        <w:t xml:space="preserve"> </w:t>
+      </w:r>
+      <m:oMath>
+        <m:r>
+          <m:t>N</m:t>
+        </m:r>
+      </m:oMath>
+      <w:r>
+        <w:t xml:space="preserve"> </w:t>
+      </w:r>
+      <w:r>
+        <w:t xml:space="preserve">such that</w:t>
+      </w:r>
+      <w:r>
+        <w:t xml:space="preserve"> </w:t>
+      </w:r>
+      <m:oMath>
+        <m:sSub>
+          <m:e>
+            <m:r>
+              <m:t>a</m:t>
+            </m:r>
+          </m:e>
+          <m:sub>
+            <m:r>
+              <m:t>n</m:t>
+            </m:r>
+          </m:sub>
+        </m:sSub>
+        <m:r>
+          <m:rPr>
+            <m:sty m:val="p"/>
+          </m:rPr>
+          <m:t>&gt;</m:t>
+        </m:r>
+        <m:r>
+          <m:t>M</m:t>
+        </m:r>
+      </m:oMath>
+      <w:r>
+        <w:t xml:space="preserve"> </w:t>
+      </w:r>
+      <w:r>
+        <w:t xml:space="preserve">for every</w:t>
+      </w:r>
+      <w:r>
+        <w:t xml:space="preserve"> </w:t>
+      </w:r>
+      <m:oMath>
+        <m:r>
+          <m:t>n</m:t>
+        </m:r>
+        <m:r>
+          <m:rPr>
+            <m:sty m:val="p"/>
+          </m:rPr>
+          <m:t>≥</m:t>
+        </m:r>
+        <m:r>
+          <m:t>N</m:t>
+        </m:r>
+      </m:oMath>
+      <w:r>
+        <w:t xml:space="preserve">.</w:t>
+      </w:r>
+    </w:p>
     <w:bookmarkEnd w:id="39"/>
-    <w:bookmarkStart w:id="91" w:name="exponentials-and-logarithms"/>
+    <w:bookmarkEnd w:id="40"/>
+    <w:bookmarkStart w:id="94" w:name="exponentials-and-logarithms"/>
     <w:p>
       <w:pPr>
         <w:pStyle w:val="Heading2"/>
@@ -9291,7 +9351,7 @@
         <w:t xml:space="preserve">4 Exponentials and Logarithms</w:t>
       </w:r>
     </w:p>
-    <w:bookmarkStart w:id="40" w:name="def-exponential-function"/>
+    <w:bookmarkStart w:id="41" w:name="def-exponential-function"/>
     <w:p>
       <w:pPr>
         <w:pStyle w:val="FirstParagraph"/>
@@ -9301,7 +9361,7 @@
           <w:b/>
           <w:bCs/>
         </w:rPr>
-        <w:t xml:space="preserve">Definition 10 (Exponential function)</w:t>
+        <w:t xml:space="preserve">Definition 11 (Exponential function)</w:t>
       </w:r>
       <w:r>
         <w:t xml:space="preserve"> </w:t>
@@ -9753,8 +9813,8 @@
         <w:t xml:space="preserve">, and it is positive.</w:t>
       </w:r>
     </w:p>
-    <w:bookmarkEnd w:id="40"/>
-    <w:bookmarkStart w:id="41" w:name="exm-exponential-function"/>
+    <w:bookmarkEnd w:id="41"/>
+    <w:bookmarkStart w:id="42" w:name="exm-exponential-function"/>
     <w:p>
       <w:pPr>
         <w:pStyle w:val="BodyText"/>
@@ -10330,8 +10390,8 @@
         <w:t xml:space="preserve">.</w:t>
       </w:r>
     </w:p>
-    <w:bookmarkEnd w:id="41"/>
-    <w:bookmarkStart w:id="42" w:name="def-euler-number"/>
+    <w:bookmarkEnd w:id="42"/>
+    <w:bookmarkStart w:id="43" w:name="def-euler-number"/>
     <w:p>
       <w:pPr>
         <w:pStyle w:val="BodyText"/>
@@ -10341,7 +10401,7 @@
           <w:b/>
           <w:bCs/>
         </w:rPr>
-        <w:t xml:space="preserve">Definition 11 (Euler’s number)</w:t>
+        <w:t xml:space="preserve">Definition 12 (Euler’s number)</w:t>
       </w:r>
       <w:r>
         <w:t xml:space="preserve"> </w:t>
@@ -10434,8 +10494,8 @@
         </m:oMath>
       </m:oMathPara>
     </w:p>
-    <w:bookmarkEnd w:id="42"/>
-    <w:bookmarkStart w:id="45" w:name="exm-euler-number"/>
+    <w:bookmarkEnd w:id="43"/>
+    <w:bookmarkStart w:id="46" w:name="exm-euler-number"/>
     <w:p>
       <w:pPr>
         <w:pStyle w:val="FirstParagraph"/>
@@ -10479,7 +10539,7 @@
       <w:r>
         <w:t xml:space="preserve"> </w:t>
       </w:r>
-      <w:hyperlink r:id="rId43">
+      <w:hyperlink r:id="rId44">
         <w:r>
           <w:rPr>
             <w:rStyle w:val="Hyperlink"/>
@@ -10587,7 +10647,7 @@
       <w:r>
         <w:t xml:space="preserve"> </w:t>
       </w:r>
-      <w:hyperlink r:id="rId44">
+      <w:hyperlink r:id="rId45">
         <w:r>
           <w:rPr>
             <w:rStyle w:val="Hyperlink"/>
@@ -10599,8 +10659,8 @@
         <w:t xml:space="preserve">).</w:t>
       </w:r>
     </w:p>
-    <w:bookmarkEnd w:id="45"/>
-    <w:bookmarkStart w:id="47" w:name="def-natural-log"/>
+    <w:bookmarkEnd w:id="46"/>
+    <w:bookmarkStart w:id="48" w:name="def-natural-log"/>
     <w:p>
       <w:pPr>
         <w:pStyle w:val="BodyText"/>
@@ -10610,7 +10670,7 @@
           <w:b/>
           <w:bCs/>
         </w:rPr>
-        <w:t xml:space="preserve">Definition 12 (Natural logarithm)</w:t>
+        <w:t xml:space="preserve">Definition 13 (Natural logarithm)</w:t>
       </w:r>
       <w:r>
         <w:t xml:space="preserve"> </w:t>
@@ -10861,7 +10921,7 @@
       <w:r>
         <w:t xml:space="preserve"> </w:t>
       </w:r>
-      <w:hyperlink r:id="rId46">
+      <w:hyperlink r:id="rId47">
         <w:r>
           <w:rPr>
             <w:rStyle w:val="Hyperlink"/>
@@ -10897,15 +10957,15 @@
           <w:rPr>
             <w:rStyle w:val="Hyperlink"/>
           </w:rPr>
-          <w:t xml:space="preserve">Definition 10</w:t>
+          <w:t xml:space="preserve">Definition 11</w:t>
         </w:r>
       </w:hyperlink>
       <w:r>
         <w:t xml:space="preserve">).</w:t>
       </w:r>
     </w:p>
-    <w:bookmarkEnd w:id="47"/>
-    <w:bookmarkStart w:id="48" w:name="rem-log-notation"/>
+    <w:bookmarkEnd w:id="48"/>
+    <w:bookmarkStart w:id="49" w:name="rem-log-notation"/>
     <w:p>
       <w:pPr>
         <w:pStyle w:val="BodyText"/>
@@ -10984,7 +11044,7 @@
           <w:rPr>
             <w:rStyle w:val="Hyperlink"/>
           </w:rPr>
-          <w:t xml:space="preserve">Definition 11</w:t>
+          <w:t xml:space="preserve">Definition 12</w:t>
         </w:r>
       </w:hyperlink>
       <w:r>
@@ -11043,8 +11103,8 @@
         <w:t xml:space="preserve">for the logarithm with base 10.</w:t>
       </w:r>
     </w:p>
-    <w:bookmarkEnd w:id="48"/>
-    <w:bookmarkStart w:id="49" w:name="exm-natural-log"/>
+    <w:bookmarkEnd w:id="49"/>
+    <w:bookmarkStart w:id="50" w:name="exm-natural-log"/>
     <w:p>
       <w:pPr>
         <w:pStyle w:val="BodyText"/>
@@ -11264,7 +11324,7 @@
           <w:rPr>
             <w:rStyle w:val="Hyperlink"/>
           </w:rPr>
-          <w:t xml:space="preserve">Definition 11</w:t>
+          <w:t xml:space="preserve">Definition 12</w:t>
         </w:r>
       </w:hyperlink>
       <w:r>
@@ -11417,8 +11477,8 @@
         <w:t xml:space="preserve">.</w:t>
       </w:r>
     </w:p>
-    <w:bookmarkEnd w:id="49"/>
-    <w:bookmarkStart w:id="51" w:name="def-real-power"/>
+    <w:bookmarkEnd w:id="50"/>
+    <w:bookmarkStart w:id="53" w:name="def-real-power"/>
     <w:p>
       <w:pPr>
         <w:pStyle w:val="FirstParagraph"/>
@@ -11428,7 +11488,7 @@
           <w:b/>
           <w:bCs/>
         </w:rPr>
-        <w:t xml:space="preserve">Definition 13 (Power with a real exponent)</w:t>
+        <w:t xml:space="preserve">Definition 14 (Power with a real exponent)</w:t>
       </w:r>
       <w:r>
         <w:t xml:space="preserve"> </w:t>
@@ -11600,7 +11660,7 @@
       <w:r>
         <w:t xml:space="preserve"> </w:t>
       </w:r>
-      <w:hyperlink r:id="rId50">
+      <w:hyperlink r:id="rId51">
         <w:r>
           <w:rPr>
             <w:rStyle w:val="Hyperlink"/>
@@ -11609,11 +11669,28 @@
         </w:r>
       </w:hyperlink>
       <w:r>
+        <w:t xml:space="preserve"> </w:t>
+      </w:r>
+      <w:r>
+        <w:t xml:space="preserve">and</w:t>
+      </w:r>
+      <w:r>
+        <w:t xml:space="preserve"> </w:t>
+      </w:r>
+      <w:hyperlink r:id="rId52">
+        <w:r>
+          <w:rPr>
+            <w:rStyle w:val="Hyperlink"/>
+          </w:rPr>
+          <w:t xml:space="preserve">Definition 5 in Equalities, Inequalities and Minimizers</w:t>
+        </w:r>
+      </w:hyperlink>
+      <w:r>
         <w:t xml:space="preserve">.</w:t>
       </w:r>
     </w:p>
-    <w:bookmarkEnd w:id="51"/>
-    <w:bookmarkStart w:id="53" w:name="exm-real-power"/>
+    <w:bookmarkEnd w:id="53"/>
+    <w:bookmarkStart w:id="55" w:name="exm-real-power"/>
     <w:p>
       <w:pPr>
         <w:pStyle w:val="BodyText"/>
@@ -11918,7 +11995,7 @@
       <w:r>
         <w:t xml:space="preserve"> </w:t>
       </w:r>
-      <w:hyperlink r:id="rId50">
+      <w:hyperlink r:id="rId51">
         <w:r>
           <w:rPr>
             <w:rStyle w:val="Hyperlink"/>
@@ -12105,12 +12182,12 @@
       <w:r>
         <w:t xml:space="preserve">(</w:t>
       </w:r>
-      <w:hyperlink r:id="rId52">
+      <w:hyperlink r:id="rId54">
         <w:r>
           <w:rPr>
             <w:rStyle w:val="Hyperlink"/>
           </w:rPr>
-          <w:t xml:space="preserve">Definition 5 in Equalities, Inequalities and Minimizers</w:t>
+          <w:t xml:space="preserve">Definition 6 in Equalities, Inequalities and Minimizers</w:t>
         </w:r>
       </w:hyperlink>
       <w:r>
@@ -12157,7 +12234,7 @@
           <w:rPr>
             <w:rStyle w:val="Hyperlink"/>
           </w:rPr>
-          <w:t xml:space="preserve">Definition 11</w:t>
+          <w:t xml:space="preserve">Definition 12</w:t>
         </w:r>
       </w:hyperlink>
       <w:r>
@@ -12270,7 +12347,7 @@
                   <m:nor/>
                   <m:sty m:val="p"/>
                 </m:rPr>
-                <m:t>Definition 13</m:t>
+                <m:t>Definition 14</m:t>
               </m:r>
               <m:r>
                 <m:rPr>
@@ -12568,8 +12645,8 @@
         <w:t xml:space="preserve">are two names for the same number.</w:t>
       </w:r>
     </w:p>
-    <w:bookmarkEnd w:id="53"/>
-    <w:bookmarkStart w:id="55" w:name="def-power-nonpositive-base"/>
+    <w:bookmarkEnd w:id="55"/>
+    <w:bookmarkStart w:id="57" w:name="def-power-nonpositive-base"/>
     <w:p>
       <w:pPr>
         <w:pStyle w:val="FirstParagraph"/>
@@ -12579,12 +12656,12 @@
           <w:b/>
           <w:bCs/>
         </w:rPr>
-        <w:t xml:space="preserve">Definition 14 (Real powers of zero and of negative numbers)</w:t>
-      </w:r>
-      <w:r>
-        <w:t xml:space="preserve"> </w:t>
-      </w:r>
-      <w:hyperlink r:id="rId50">
+        <w:t xml:space="preserve">Definition 15 (Real powers of zero and of negative numbers)</w:t>
+      </w:r>
+      <w:r>
+        <w:t xml:space="preserve"> </w:t>
+      </w:r>
+      <w:hyperlink r:id="rId51">
         <w:r>
           <w:rPr>
             <w:rStyle w:val="Hyperlink"/>
@@ -12593,6 +12670,20 @@
         </w:r>
       </w:hyperlink>
       <w:r>
+        <w:t xml:space="preserve">,</w:t>
+      </w:r>
+      <w:r>
+        <w:t xml:space="preserve"> </w:t>
+      </w:r>
+      <w:hyperlink r:id="rId52">
+        <w:r>
+          <w:rPr>
+            <w:rStyle w:val="Hyperlink"/>
+          </w:rPr>
+          <w:t xml:space="preserve">Definition 5 in Equalities, Inequalities and Minimizers</w:t>
+        </w:r>
+      </w:hyperlink>
+      <w:r>
         <w:t xml:space="preserve"> </w:t>
       </w:r>
       <w:r>
@@ -12606,7 +12697,7 @@
           <w:rPr>
             <w:rStyle w:val="Hyperlink"/>
           </w:rPr>
-          <w:t xml:space="preserve">Definition 13</w:t>
+          <w:t xml:space="preserve">Definition 14</w:t>
         </w:r>
       </w:hyperlink>
       <w:r>
@@ -12761,7 +12852,7 @@
       <w:r>
         <w:t xml:space="preserve"> </w:t>
       </w:r>
-      <w:hyperlink r:id="rId50">
+      <w:hyperlink r:id="rId51">
         <w:r>
           <w:rPr>
             <w:rStyle w:val="Hyperlink"/>
@@ -12844,7 +12935,7 @@
       <w:r>
         <w:t xml:space="preserve"> </w:t>
       </w:r>
-      <w:hyperlink r:id="rId54">
+      <w:hyperlink r:id="rId56">
         <w:r>
           <w:rPr>
             <w:rStyle w:val="Hyperlink"/>
@@ -12864,7 +12955,7 @@
       <w:r>
         <w:t xml:space="preserve"> </w:t>
       </w:r>
-      <w:hyperlink r:id="rId50">
+      <w:hyperlink r:id="rId51">
         <w:r>
           <w:rPr>
             <w:rStyle w:val="Hyperlink"/>
@@ -12873,6 +12964,23 @@
         </w:r>
       </w:hyperlink>
       <w:r>
+        <w:t xml:space="preserve"> </w:t>
+      </w:r>
+      <w:r>
+        <w:t xml:space="preserve">and</w:t>
+      </w:r>
+      <w:r>
+        <w:t xml:space="preserve"> </w:t>
+      </w:r>
+      <w:hyperlink r:id="rId52">
+        <w:r>
+          <w:rPr>
+            <w:rStyle w:val="Hyperlink"/>
+          </w:rPr>
+          <w:t xml:space="preserve">Definition 5 in Equalities, Inequalities and Minimizers</w:t>
+        </w:r>
+      </w:hyperlink>
+      <w:r>
         <w:t xml:space="preserve">;</w:t>
       </w:r>
       <w:r>
@@ -12939,8 +13047,8 @@
         <w:t xml:space="preserve">is undefined.</w:t>
       </w:r>
     </w:p>
-    <w:bookmarkEnd w:id="55"/>
-    <w:bookmarkStart w:id="56" w:name="exm-power-nonpositive-base"/>
+    <w:bookmarkEnd w:id="57"/>
+    <w:bookmarkStart w:id="58" w:name="exm-power-nonpositive-base"/>
     <w:p>
       <w:pPr>
         <w:pStyle w:val="FirstParagraph"/>
@@ -13033,12 +13141,12 @@
       <w:r>
         <w:t xml:space="preserve">(</w:t>
       </w:r>
-      <w:hyperlink r:id="rId52">
+      <w:hyperlink r:id="rId54">
         <w:r>
           <w:rPr>
             <w:rStyle w:val="Hyperlink"/>
           </w:rPr>
-          <w:t xml:space="preserve">Definition 5 in Equalities, Inequalities and Minimizers</w:t>
+          <w:t xml:space="preserve">Definition 6 in Equalities, Inequalities and Minimizers</w:t>
         </w:r>
       </w:hyperlink>
       <w:r>
@@ -13323,8 +13431,8 @@
         <w:t xml:space="preserve">.</w:t>
       </w:r>
     </w:p>
-    <w:bookmarkEnd w:id="56"/>
-    <w:bookmarkStart w:id="57" w:name="thm-exp-log-inverse"/>
+    <w:bookmarkEnd w:id="58"/>
+    <w:bookmarkStart w:id="59" w:name="thm-exp-log-inverse"/>
     <w:p>
       <w:pPr>
         <w:pStyle w:val="FirstParagraph"/>
@@ -13590,8 +13698,8 @@
         <w:t xml:space="preserve">.</w:t>
       </w:r>
     </w:p>
-    <w:bookmarkEnd w:id="57"/>
-    <w:bookmarkStart w:id="58" w:name="thm-log-prod"/>
+    <w:bookmarkEnd w:id="59"/>
+    <w:bookmarkStart w:id="60" w:name="thm-log-prod"/>
     <w:p>
       <w:pPr>
         <w:pStyle w:val="FirstParagraph"/>
@@ -13761,8 +13869,8 @@
         </m:oMath>
       </m:oMathPara>
     </w:p>
-    <w:bookmarkEnd w:id="58"/>
-    <w:bookmarkStart w:id="59" w:name="cor-log-quot"/>
+    <w:bookmarkEnd w:id="60"/>
+    <w:bookmarkStart w:id="61" w:name="cor-log-quot"/>
     <w:p>
       <w:pPr>
         <w:pStyle w:val="FirstParagraph"/>
@@ -13935,7 +14043,7 @@
         </m:oMath>
       </m:oMathPara>
     </w:p>
-    <w:bookmarkEnd w:id="59"/>
+    <w:bookmarkEnd w:id="61"/>
     <w:p>
       <w:pPr>
         <w:pStyle w:val="FirstParagraph"/>
@@ -14490,7 +14598,7 @@
         <w:t xml:space="preserve">.</w:t>
       </w:r>
     </w:p>
-    <w:bookmarkStart w:id="60" w:name="thm-log-exp"/>
+    <w:bookmarkStart w:id="62" w:name="thm-log-exp"/>
     <w:p>
       <w:pPr>
         <w:pStyle w:val="BodyText"/>
@@ -14642,8 +14750,8 @@
         </m:oMath>
       </m:oMathPara>
     </w:p>
-    <w:bookmarkEnd w:id="60"/>
-    <w:bookmarkStart w:id="61" w:name="thm-exp-sum"/>
+    <w:bookmarkEnd w:id="62"/>
+    <w:bookmarkStart w:id="63" w:name="thm-exp-sum"/>
     <w:p>
       <w:pPr>
         <w:pStyle w:val="FirstParagraph"/>
@@ -14784,8 +14892,8 @@
         </m:oMath>
       </m:oMathPara>
     </w:p>
-    <w:bookmarkEnd w:id="61"/>
-    <w:bookmarkStart w:id="62" w:name="exm-exp-sum"/>
+    <w:bookmarkEnd w:id="63"/>
+    <w:bookmarkStart w:id="64" w:name="exm-exp-sum"/>
     <w:p>
       <w:pPr>
         <w:pStyle w:val="FirstParagraph"/>
@@ -15026,8 +15134,8 @@
         <w:t xml:space="preserve">.</w:t>
       </w:r>
     </w:p>
-    <w:bookmarkEnd w:id="62"/>
-    <w:bookmarkStart w:id="63" w:name="cor-exp-sum"/>
+    <w:bookmarkEnd w:id="64"/>
+    <w:bookmarkStart w:id="65" w:name="cor-exp-sum"/>
     <w:p>
       <w:pPr>
         <w:pStyle w:val="BodyText"/>
@@ -15169,8 +15277,8 @@
         </m:oMath>
       </m:oMathPara>
     </w:p>
-    <w:bookmarkEnd w:id="63"/>
-    <w:bookmarkStart w:id="64" w:name="exm-exp-difference"/>
+    <w:bookmarkEnd w:id="65"/>
+    <w:bookmarkStart w:id="66" w:name="exm-exp-difference"/>
     <w:p>
       <w:pPr>
         <w:pStyle w:val="FirstParagraph"/>
@@ -15417,8 +15525,8 @@
         <w:t xml:space="preserve">.</w:t>
       </w:r>
     </w:p>
-    <w:bookmarkEnd w:id="64"/>
-    <w:bookmarkStart w:id="65" w:name="thm-power-one"/>
+    <w:bookmarkEnd w:id="66"/>
+    <w:bookmarkStart w:id="67" w:name="thm-power-one"/>
     <w:p>
       <w:pPr>
         <w:pStyle w:val="BodyText"/>
@@ -15571,8 +15679,8 @@
         </m:oMath>
       </m:oMathPara>
     </w:p>
-    <w:bookmarkEnd w:id="65"/>
-    <w:bookmarkStart w:id="66" w:name="thm-power-sum"/>
+    <w:bookmarkEnd w:id="67"/>
+    <w:bookmarkStart w:id="68" w:name="thm-power-sum"/>
     <w:p>
       <w:pPr>
         <w:pStyle w:val="FirstParagraph"/>
@@ -15716,8 +15824,8 @@
         </m:oMath>
       </m:oMathPara>
     </w:p>
-    <w:bookmarkEnd w:id="66"/>
-    <w:bookmarkStart w:id="67" w:name="exm-power-sum"/>
+    <w:bookmarkEnd w:id="68"/>
+    <w:bookmarkStart w:id="69" w:name="exm-power-sum"/>
     <w:p>
       <w:pPr>
         <w:pStyle w:val="FirstParagraph"/>
@@ -15969,8 +16077,8 @@
         </m:oMath>
       </m:oMathPara>
     </w:p>
-    <w:bookmarkEnd w:id="67"/>
-    <w:bookmarkStart w:id="70" w:name="thm-power-product"/>
+    <w:bookmarkEnd w:id="69"/>
+    <w:bookmarkStart w:id="72" w:name="thm-power-product"/>
     <w:p>
       <w:pPr>
         <w:pStyle w:val="FirstParagraph"/>
@@ -16248,7 +16356,7 @@
       <w:r>
         <w:t xml:space="preserve"> </w:t>
       </w:r>
-      <w:hyperlink r:id="rId68">
+      <w:hyperlink r:id="rId70">
         <w:r>
           <w:rPr>
             <w:rStyle w:val="Hyperlink"/>
@@ -16265,7 +16373,7 @@
       <w:r>
         <w:t xml:space="preserve"> </w:t>
       </w:r>
-      <w:hyperlink r:id="rId69">
+      <w:hyperlink r:id="rId71">
         <w:r>
           <w:rPr>
             <w:rStyle w:val="Hyperlink"/>
@@ -16277,8 +16385,8 @@
         <w:t xml:space="preserve">.</w:t>
       </w:r>
     </w:p>
-    <w:bookmarkEnd w:id="70"/>
-    <w:bookmarkStart w:id="71" w:name="exm-power-product"/>
+    <w:bookmarkEnd w:id="72"/>
+    <w:bookmarkStart w:id="73" w:name="exm-power-product"/>
     <w:p>
       <w:pPr>
         <w:pStyle w:val="BodyText"/>
@@ -16542,8 +16650,8 @@
         </m:oMath>
       </m:oMathPara>
     </w:p>
-    <w:bookmarkEnd w:id="71"/>
-    <w:bookmarkStart w:id="72" w:name="thm-double-exp"/>
+    <w:bookmarkEnd w:id="73"/>
+    <w:bookmarkStart w:id="74" w:name="thm-double-exp"/>
     <w:p>
       <w:pPr>
         <w:pStyle w:val="FirstParagraph"/>
@@ -16743,8 +16851,8 @@
         </m:oMath>
       </m:oMathPara>
     </w:p>
-    <w:bookmarkEnd w:id="72"/>
-    <w:bookmarkStart w:id="73" w:name="exm-double-exp-negative-base"/>
+    <w:bookmarkEnd w:id="74"/>
+    <w:bookmarkStart w:id="75" w:name="exm-double-exp-negative-base"/>
     <w:p>
       <w:pPr>
         <w:pStyle w:val="FirstParagraph"/>
@@ -17429,8 +17537,8 @@
         <w:t xml:space="preserve">is not even a real number.</w:t>
       </w:r>
     </w:p>
-    <w:bookmarkEnd w:id="73"/>
-    <w:bookmarkStart w:id="74" w:name="cor-exp-ab"/>
+    <w:bookmarkEnd w:id="75"/>
+    <w:bookmarkStart w:id="76" w:name="cor-exp-ab"/>
     <w:p>
       <w:pPr>
         <w:pStyle w:val="BodyText"/>
@@ -17599,8 +17707,8 @@
         </m:oMath>
       </m:oMathPara>
     </w:p>
-    <w:bookmarkEnd w:id="74"/>
-    <w:bookmarkStart w:id="80" w:name="rem-tarski-identities"/>
+    <w:bookmarkEnd w:id="76"/>
+    <w:bookmarkStart w:id="82" w:name="rem-tarski-identities"/>
     <w:p>
       <w:pPr>
         <w:pStyle w:val="FirstParagraph"/>
@@ -17627,7 +17735,7 @@
       <w:r>
         <w:t xml:space="preserve"> </w:t>
       </w:r>
-      <w:hyperlink r:id="rId75">
+      <w:hyperlink r:id="rId77">
         <w:r>
           <w:rPr>
             <w:rStyle w:val="Hyperlink"/>
@@ -17680,7 +17788,7 @@
       <w:r>
         <w:t xml:space="preserve">(</w:t>
       </w:r>
-      <w:hyperlink r:id="rId76">
+      <w:hyperlink r:id="rId78">
         <w:r>
           <w:rPr>
             <w:rStyle w:val="Hyperlink"/>
@@ -17694,7 +17802,7 @@
       <w:r>
         <w:t xml:space="preserve"> </w:t>
       </w:r>
-      <w:hyperlink r:id="rId77">
+      <w:hyperlink r:id="rId79">
         <w:r>
           <w:rPr>
             <w:rStyle w:val="Hyperlink"/>
@@ -17729,7 +17837,7 @@
       <w:r>
         <w:t xml:space="preserve">(</w:t>
       </w:r>
-      <w:hyperlink r:id="rId78">
+      <w:hyperlink r:id="rId80">
         <w:r>
           <w:rPr>
             <w:rStyle w:val="Hyperlink"/>
@@ -17743,7 +17851,7 @@
       <w:r>
         <w:t xml:space="preserve"> </w:t>
       </w:r>
-      <w:hyperlink r:id="rId68">
+      <w:hyperlink r:id="rId70">
         <w:r>
           <w:rPr>
             <w:rStyle w:val="Hyperlink"/>
@@ -17757,7 +17865,7 @@
       <w:r>
         <w:t xml:space="preserve"> </w:t>
       </w:r>
-      <w:hyperlink r:id="rId69">
+      <w:hyperlink r:id="rId71">
         <w:r>
           <w:rPr>
             <w:rStyle w:val="Hyperlink"/>
@@ -17771,7 +17879,7 @@
       <w:r>
         <w:t xml:space="preserve"> </w:t>
       </w:r>
-      <w:hyperlink r:id="rId79">
+      <w:hyperlink r:id="rId81">
         <w:r>
           <w:rPr>
             <w:rStyle w:val="Hyperlink"/>
@@ -17906,8 +18014,8 @@
         <w:t xml:space="preserve">).</w:t>
       </w:r>
     </w:p>
-    <w:bookmarkEnd w:id="80"/>
-    <w:bookmarkStart w:id="81" w:name="rem-tarski-incomplete"/>
+    <w:bookmarkEnd w:id="82"/>
+    <w:bookmarkStart w:id="83" w:name="rem-tarski-incomplete"/>
     <w:p>
       <w:pPr>
         <w:pStyle w:val="FirstParagraph"/>
@@ -18004,8 +18112,8 @@
         <w:t xml:space="preserve">So this list is a useful core, not a complete rulebook.</w:t>
       </w:r>
     </w:p>
-    <w:bookmarkEnd w:id="81"/>
-    <w:bookmarkStart w:id="82" w:name="def-contour-line"/>
+    <w:bookmarkEnd w:id="83"/>
+    <w:bookmarkStart w:id="84" w:name="def-contour-line"/>
     <w:p>
       <w:pPr>
         <w:pStyle w:val="BodyText"/>
@@ -18015,7 +18123,7 @@
           <w:b/>
           <w:bCs/>
         </w:rPr>
-        <w:t xml:space="preserve">Definition 15 (Contour line)</w:t>
+        <w:t xml:space="preserve">Definition 16 (Contour line)</w:t>
       </w:r>
       <w:r>
         <w:t xml:space="preserve"> </w:t>
@@ -18246,80 +18354,11 @@
         </m:oMath>
       </m:oMathPara>
     </w:p>
+    <w:bookmarkEnd w:id="84"/>
+    <w:bookmarkStart w:id="85" w:name="exm-contour-line"/>
     <w:p>
       <w:pPr>
         <w:pStyle w:val="FirstParagraph"/>
-      </w:pPr>
-      <w:r>
-        <w:t xml:space="preserve">On a plot of the surface</w:t>
-      </w:r>
-      <w:r>
-        <w:t xml:space="preserve"> </w:t>
-      </w:r>
-      <m:oMath>
-        <m:r>
-          <m:t>z</m:t>
-        </m:r>
-        <m:r>
-          <m:rPr>
-            <m:sty m:val="p"/>
-          </m:rPr>
-          <m:t>=</m:t>
-        </m:r>
-        <m:r>
-          <m:t>g</m:t>
-        </m:r>
-        <m:r>
-          <m:rPr>
-            <m:sty m:val="p"/>
-          </m:rPr>
-          <m:t>(</m:t>
-        </m:r>
-        <m:r>
-          <m:t>b</m:t>
-        </m:r>
-        <m:r>
-          <m:rPr>
-            <m:sty m:val="p"/>
-          </m:rPr>
-          <m:t>,</m:t>
-        </m:r>
-        <m:r>
-          <m:t>c</m:t>
-        </m:r>
-        <m:r>
-          <m:rPr>
-            <m:sty m:val="p"/>
-          </m:rPr>
-          <m:t>)</m:t>
-        </m:r>
-      </m:oMath>
-      <w:r>
-        <w:t xml:space="preserve">,</w:t>
-      </w:r>
-      <w:r>
-        <w:t xml:space="preserve"> </w:t>
-      </w:r>
-      <w:r>
-        <w:t xml:space="preserve">it is the curve along which the surface has height</w:t>
-      </w:r>
-      <w:r>
-        <w:t xml:space="preserve"> </w:t>
-      </w:r>
-      <m:oMath>
-        <m:r>
-          <m:t>k</m:t>
-        </m:r>
-      </m:oMath>
-      <w:r>
-        <w:t xml:space="preserve">.</w:t>
-      </w:r>
-    </w:p>
-    <w:bookmarkEnd w:id="82"/>
-    <w:bookmarkStart w:id="83" w:name="exm-contour-line"/>
-    <w:p>
-      <w:pPr>
-        <w:pStyle w:val="BodyText"/>
       </w:pPr>
       <w:r>
         <w:rPr>
@@ -18880,8 +18919,106 @@
         <w:t xml:space="preserve">.</w:t>
       </w:r>
     </w:p>
-    <w:bookmarkEnd w:id="83"/>
-    <w:bookmarkStart w:id="84" w:name="exr-exp-vs-mult"/>
+    <w:bookmarkEnd w:id="85"/>
+    <w:bookmarkStart w:id="86" w:name="rem-contour-line-surface"/>
+    <w:p>
+      <w:pPr>
+        <w:pStyle w:val="BodyText"/>
+      </w:pPr>
+      <w:r>
+        <w:rPr>
+          <w:i/>
+          <w:iCs/>
+        </w:rPr>
+        <w:t xml:space="preserve">Remark 6</w:t>
+      </w:r>
+      <w:r>
+        <w:t xml:space="preserve"> (Contour lines on a plot of a surface). </w:t>
+      </w:r>
+      <w:r>
+        <w:t xml:space="preserve">On a plot of the surface</w:t>
+      </w:r>
+      <w:r>
+        <w:t xml:space="preserve"> </w:t>
+      </w:r>
+      <m:oMath>
+        <m:r>
+          <m:t>z</m:t>
+        </m:r>
+        <m:r>
+          <m:rPr>
+            <m:sty m:val="p"/>
+          </m:rPr>
+          <m:t>=</m:t>
+        </m:r>
+        <m:r>
+          <m:t>g</m:t>
+        </m:r>
+        <m:r>
+          <m:rPr>
+            <m:sty m:val="p"/>
+          </m:rPr>
+          <m:t>(</m:t>
+        </m:r>
+        <m:r>
+          <m:t>b</m:t>
+        </m:r>
+        <m:r>
+          <m:rPr>
+            <m:sty m:val="p"/>
+          </m:rPr>
+          <m:t>,</m:t>
+        </m:r>
+        <m:r>
+          <m:t>c</m:t>
+        </m:r>
+        <m:r>
+          <m:rPr>
+            <m:sty m:val="p"/>
+          </m:rPr>
+          <m:t>)</m:t>
+        </m:r>
+      </m:oMath>
+      <w:r>
+        <w:t xml:space="preserve">,</w:t>
+      </w:r>
+      <w:r>
+        <w:t xml:space="preserve"> </w:t>
+      </w:r>
+      <w:r>
+        <w:t xml:space="preserve">the</w:t>
+      </w:r>
+      <w:r>
+        <w:t xml:space="preserve"> </w:t>
+      </w:r>
+      <w:hyperlink w:anchor="def-contour-line">
+        <w:r>
+          <w:rPr>
+            <w:rStyle w:val="Hyperlink"/>
+          </w:rPr>
+          <w:t xml:space="preserve">contour line</w:t>
+        </w:r>
+      </w:hyperlink>
+      <w:r>
+        <w:t xml:space="preserve"> </w:t>
+      </w:r>
+      <w:r>
+        <w:t xml:space="preserve">is the curve along which the surface has height</w:t>
+      </w:r>
+      <w:r>
+        <w:t xml:space="preserve"> </w:t>
+      </w:r>
+      <m:oMath>
+        <m:r>
+          <m:t>k</m:t>
+        </m:r>
+      </m:oMath>
+      <w:r>
+        <w:t xml:space="preserve">.</w:t>
+      </w:r>
+    </w:p>
+    <w:bookmarkEnd w:id="86"/>
+    <w:bookmarkStart w:id="87" w:name="exr-exp-vs-mult"/>
     <w:p>
       <w:pPr>
         <w:pStyle w:val="BodyText"/>
@@ -18965,8 +19102,8 @@
         <w:t xml:space="preserve">?</w:t>
       </w:r>
     </w:p>
-    <w:bookmarkEnd w:id="84"/>
-    <w:bookmarkStart w:id="85" w:name="sol-exp-vs-mult"/>
+    <w:bookmarkEnd w:id="87"/>
+    <w:bookmarkStart w:id="88" w:name="sol-exp-vs-mult"/>
     <w:p>
       <w:pPr>
         <w:pStyle w:val="BodyText"/>
@@ -19090,7 +19227,7 @@
           <w:rPr>
             <w:rStyle w:val="Hyperlink"/>
           </w:rPr>
-          <w:t xml:space="preserve">Definition 14</w:t>
+          <w:t xml:space="preserve">Definition 15</w:t>
         </w:r>
       </w:hyperlink>
       <w:r>
@@ -20809,7 +20946,7 @@
         <w:t xml:space="preserve">cases.</w:t>
       </w:r>
     </w:p>
-    <w:bookmarkEnd w:id="85"/>
+    <w:bookmarkEnd w:id="88"/>
     <w:tbl>
       <w:tblPr>
         <w:tblStyle w:val="Table"/>
@@ -20823,7 +20960,7 @@
       <w:tr>
         <w:tc>
           <w:tcPr/>
-          <w:bookmarkStart w:id="86" w:name="fig-double-exponential"/>
+          <w:bookmarkStart w:id="89" w:name="fig-double-exponential"/>
           <w:p>
             <w:pPr>
               <w:pStyle w:val="Compact"/>
@@ -20890,7 +21027,7 @@
               </m:sSup>
             </m:oMath>
           </w:p>
-          <w:bookmarkEnd w:id="86"/>
+          <w:bookmarkEnd w:id="89"/>
         </w:tc>
       </w:tr>
     </w:tbl>
@@ -20908,7 +21045,7 @@
       <w:tr>
         <w:tc>
           <w:tcPr/>
-          <w:bookmarkStart w:id="87" w:name="fig-double-exponential2"/>
+          <w:bookmarkStart w:id="90" w:name="fig-double-exponential2"/>
           <w:p>
             <w:pPr>
               <w:pStyle w:val="Compact"/>
@@ -21093,11 +21230,11 @@
               <w:t xml:space="preserve">.</w:t>
             </w:r>
           </w:p>
-          <w:bookmarkEnd w:id="87"/>
+          <w:bookmarkEnd w:id="90"/>
         </w:tc>
       </w:tr>
     </w:tbl>
-    <w:bookmarkStart w:id="88" w:name="exr-double-exponential"/>
+    <w:bookmarkStart w:id="91" w:name="exr-double-exponential"/>
     <w:p>
       <w:pPr>
         <w:pStyle w:val="BodyText"/>
@@ -21256,8 +21393,8 @@
         <w:t xml:space="preserve">?</w:t>
       </w:r>
     </w:p>
-    <w:bookmarkEnd w:id="88"/>
-    <w:bookmarkStart w:id="90" w:name="sol-double-exponential"/>
+    <w:bookmarkEnd w:id="91"/>
+    <w:bookmarkStart w:id="93" w:name="sol-double-exponential"/>
     <w:p>
       <w:pPr>
         <w:pStyle w:val="BodyText"/>
@@ -21682,7 +21819,7 @@
       <w:pPr>
         <w:pStyle w:val="BodyText"/>
       </w:pPr>
-      <w:bookmarkStart w:id="89" w:name="eq-double-exp-log-scale"/>
+      <w:bookmarkStart w:id="92" w:name="eq-double-exp-log-scale"/>
       <m:oMathPara>
         <m:oMathParaPr>
           <m:jc m:val="center"/>
@@ -21989,7 +22126,7 @@
           </m:r>
         </m:oMath>
       </m:oMathPara>
-      <w:bookmarkEnd w:id="89"/>
+      <w:bookmarkEnd w:id="92"/>
     </w:p>
     <w:p>
       <w:pPr>
@@ -22258,7 +22395,7 @@
           <w:rPr>
             <w:rStyle w:val="Hyperlink"/>
           </w:rPr>
-          <w:t xml:space="preserve">Definition 14</w:t>
+          <w:t xml:space="preserve">Definition 15</w:t>
         </w:r>
       </w:hyperlink>
       <w:r>
@@ -23382,8 +23519,8 @@
         </m:oMath>
       </m:oMathPara>
     </w:p>
-    <w:bookmarkEnd w:id="90"/>
-    <w:bookmarkEnd w:id="91"/>
+    <w:bookmarkEnd w:id="93"/>
+    <w:bookmarkEnd w:id="94"/>
     <w:sectPr>
       <w:footnotePr>
         <w:numRestart w:val="eachSect"/>
